--- a/fra/docx/48.content.docx
+++ b/fra/docx/48.content.docx
@@ -11,6 +11,15 @@
         <w:pStyle w:val="Heading2"/>
       </w:pPr>
       <w:r>
+        <w:t>Resource: Notes d'étude (Tyndale)</w:t>
+      </w:r>
+      <w:r/>
+    </w:p>
+    <w:p>
+      <w:pPr>
+        <w:pStyle w:val="Heading2"/>
+      </w:pPr>
+      <w:r>
         <w:t>License Information</w:t>
       </w:r>
       <w:r/>
@@ -21,7 +30,7 @@
         <w:rPr>
           <w:b/>
         </w:rPr>
-        <w:t>Study Notes (Tyndale)</w:t>
+        <w:t>Notes d'étude (Tyndale)</w:t>
       </w:r>
       <w:r>
         <w:t xml:space="preserve"> (French) is based on</w:t>
@@ -74,7 +83,7 @@
         <w:pStyle w:val="Heading1"/>
       </w:pPr>
       <w:r>
-        <w:t>Study Notes (Tyndale)</w:t>
+        <w:t>Notes d'étude (Tyndale)</w:t>
       </w:r>
     </w:p>
     <w:p>
@@ -83,6 +92,51 @@
           <w:headerReference w:type="even" r:id="rId8"/>
           <w:headerReference w:type="default" r:id="rId9"/>
           <w:footerReference w:type="default" r:id="rId10"/>
+          <w:footnotePr>
+            <w:numRestart w:val="eachSect"/>
+          </w:footnotePr>
+          <w:type w:val="continuous"/>
+          <w:pgSz w:w="12240" w:h="15840" w:code="1"/>
+          <w:pgMar w:top="1440" w:right="1440" w:bottom="1440" w:left="1440" w:header="504" w:footer="504" w:gutter="0"/>
+          <w:cols w:space="708"/>
+          <w:titlePg/>
+          <w:docGrid w:linePitch="360"/>
+        </w:sectPr>
+      </w:pPr>
+    </w:p>
+    <w:p>
+      <w:r/>
+    </w:p>
+    <w:p>
+      <w:pPr>
+        <w:pStyle w:val="Heading2"/>
+      </w:pPr>
+      <w:r>
+        <w:t>GAL</w:t>
+      </w:r>
+      <w:r/>
+    </w:p>
+    <w:p>
+      <w:r/>
+      <w:r>
+        <w:rPr>
+          <w:i/>
+        </w:rPr>
+        <w:t>Galates 1.1, Galates 1.1–5, Galates 1.1–2.21, Galates 1.2, Galates 1.3, Galates 1.3–5, Galates 1.4, Galates 1.4–5, Galates 1.5, Galates 1.6, Galates 1.6–10, Galates 1.7, Galates 1.8–9, Galates 1.9, Galates 1.10, Galates 1.11, Galates 1.11–2.21, Galates 1.12, Galates 1.13–14, Galates 1.14, Galates 1.15–16, Galates 1.16–20, Galates 1.17, Galates 1.18, Galates 1.18–20, Galates 1.20, Galates 1.21–22, Galates 1.23–24, Galates 2.1, Galates 2.1–10, Galates 2.2, Galates 2.3, Galates 2.4, Galates 2.4–5, Galates 2.5, Galates 2.6, Galates 2.6–10, Galates 2:7–8, Galates 2.9, Galates 2.10, Galates 2.11, Galates 2.11–21, Galates 2.12, Galates 2.13, Galates 2.14, Galates 2.14–21, Galates 2.15, Galates 2.16, Galates 2.17–21, Galates 2.18, Galates 2.19, Galates 2.20, Galates 2.21, Galates 3.1, Galates 3.1–9, Galates 3.1–5.12, Galates 3.2, Galates 3.3, Galates 3.4, Galates 3.5, Galates 3.6, Galates 3.6–9, Galates 3.7, Galates 3.8, Galates 3.10, Galates 3.10–12, Galates 3.11, Galates 3.12, Galates 3.13, Galates 3.13–14, Galates 3.14, Galates 3.15, Galates 3.15–18, Galates 3.16, Galates 3.17, Galates 3.18, Galates 3.19, Galates 3.19–22, Galates 3.20, Galates 3.21, Galates 3.21–25, Galates 3.22, Galates 3.23, Galates 3.23–29, Galates 3.24, Galates 3.25, Galates 3.26, Galates 3.26–29, Galates 3.27, Galates 3.28, Galates 3.29, Galates 4.1–3, Galates 4.1–7, Galates 4.3, Galates 4.4–5, Galates 4.6, Galates 4.8, Galates 4.8–11, Galates 4.9, Galates 4.10–11, Galates 4.11, Galates 4.12, Galates 412–20, Galates 4.13–14, Galates 4.15, Galates 4.16, Galates 4.17, Galates 4.18, Galates 4.19, Galates 4.20, Galates 4.21, Galates 4.21–31, Galates 4.22–23, Galates 4.24, Galates 4.24–25, Galates 4.25, Galates 4.26, Galates 4.27, Galates 4.28–31, Galates 4.29, Galates 4.30–31, Galates 5.1, Galates 5.2, Galates 5.2–6, Galates 5.3, Galates 5.4, Galates 5.5, Galates 5.6, Galates 5.7, Galates 5.8, Galates 5.9, Galates 5.10, Galates 5.11, Galates 5.12, Galates 5.13–6.10, Galates 5.14, Galates 5.15, Galates 5.16–26, Galates 5.17, Galates 5.18, Galates 5.19, Galates 5.19–26, Galates 5.20, Galates 5.21, Galates 5.22, Galates 5.23, Galates 5.24, Galates 5.25, Galates 5.26, Galates 6.1, Galates 6.1–5, Galates 6.1–10, Galates 6.2, Galates 6.3, Galates 6.4, Galates 6.5, Galates 6.6, Galates 6.6–10, Galates 6.7, Galates 6.8, Galates 6.9, Galates 6.10, Galates 6.11–18, Galates 6.12–13, Galates 6.14, Galates 6.15, Galates 6.16, Galates 6.17, Galates 6.18</w:t>
+      </w:r>
+      <w:r/>
+    </w:p>
+    <w:p>
+      <w:r/>
+      <w:r>
+        <w:t xml:space="preserve"> </w:t>
+      </w:r>
+      <w:r/>
+      <w:r/>
+    </w:p>
+    <w:p>
+      <w:pPr>
+        <w:sectPr>
           <w:footnotePr>
             <w:numRestart w:val="eachSect"/>
           </w:footnotePr>

--- a/fra/docx/48.content.docx
+++ b/fra/docx/48.content.docx
@@ -163,13 +163,6 @@
         <w:rPr>
           <w:lang w:val="fr_FR" w:bidi="fr_FR"/>
         </w:rPr>
-      </w:r>
-      <w:r>
-        <w:rPr>
-          <w:i/>
-          <w:lang w:val="fr_FR" w:bidi="fr_FR"/>
-        </w:rPr>
-        <w:t>Galates 1.1, Galates 1.1–5, Galates 1.1–2.21, Galates 1.2, Galates 1.3, Galates 1.3–5, Galates 1.4, Galates 1.4–5, Galates 1.5, Galates 1.6, Galates 1.6–10, Galates 1.7, Galates 1.8–9, Galates 1.9, Galates 1.10, Galates 1.11, Galates 1.11–2.21, Galates 1.12, Galates 1.13–14, Galates 1.14, Galates 1.15–16, Galates 1.16–20, Galates 1.17, Galates 1.18, Galates 1.18–20, Galates 1.20, Galates 1.21–22, Galates 1.23–24, Galates 2.1, Galates 2.1–10, Galates 2.2, Galates 2.3, Galates 2.4, Galates 2.4–5, Galates 2.5, Galates 2.6, Galates 2.6–10, Galates 2:7–8, Galates 2.9, Galates 2.10, Galates 2.11, Galates 2.11–21, Galates 2.12, Galates 2.13, Galates 2.14, Galates 2.14–21, Galates 2.15, Galates 2.16, Galates 2.17–21, Galates 2.18, Galates 2.19, Galates 2.20, Galates 2.21, Galates 3.1, Galates 3.1–9, Galates 3.1–5.12, Galates 3.2, Galates 3.3, Galates 3.4, Galates 3.5, Galates 3.6, Galates 3.6–9, Galates 3.7, Galates 3.8, Galates 3.10, Galates 3.10–12, Galates 3.11, Galates 3.12, Galates 3.13, Galates 3.13–14, Galates 3.14, Galates 3.15, Galates 3.15–18, Galates 3.16, Galates 3.17, Galates 3.18, Galates 3.19, Galates 3.19–22, Galates 3.20, Galates 3.21, Galates 3.21–25, Galates 3.22, Galates 3.23, Galates 3.23–29, Galates 3.24, Galates 3.25, Galates 3.26, Galates 3.26–29, Galates 3.27, Galates 3.28, Galates 3.29, Galates 4.1–3, Galates 4.1–7, Galates 4.3, Galates 4.4–5, Galates 4.6, Galates 4.8, Galates 4.8–11, Galates 4.9, Galates 4.10–11, Galates 4.11, Galates 4.12, Galates 412–20, Galates 4.13–14, Galates 4.15, Galates 4.16, Galates 4.17, Galates 4.18, Galates 4.19, Galates 4.20, Galates 4.21, Galates 4.21–31, Galates 4.22–23, Galates 4.24, Galates 4.24–25, Galates 4.25, Galates 4.26, Galates 4.27, Galates 4.28–31, Galates 4.29, Galates 4.30–31, Galates 5.1, Galates 5.2, Galates 5.2–6, Galates 5.3, Galates 5.4, Galates 5.5, Galates 5.6, Galates 5.7, Galates 5.8, Galates 5.9, Galates 5.10, Galates 5.11, Galates 5.12, Galates 5.13–6.10, Galates 5.14, Galates 5.15, Galates 5.16–26, Galates 5.17, Galates 5.18, Galates 5.19, Galates 5.19–26, Galates 5.20, Galates 5.21, Galates 5.22, Galates 5.23, Galates 5.24, Galates 5.25, Galates 5.26, Galates 6.1, Galates 6.1–5, Galates 6.1–10, Galates 6.2, Galates 6.3, Galates 6.4, Galates 6.5, Galates 6.6, Galates 6.6–10, Galates 6.7, Galates 6.8, Galates 6.9, Galates 6.10, Galates 6.11–18, Galates 6.12–13, Galates 6.14, Galates 6.15, Galates 6.16, Galates 6.17, Galates 6.18</w:t>
       </w:r>
       <w:r>
         <w:rPr>

--- a/fra/docx/48.content.docx
+++ b/fra/docx/48.content.docx
@@ -150,19 +150,6 @@
           <w:lang w:val="fr_FR" w:bidi="fr_FR"/>
         </w:rPr>
         <w:t>GAL</w:t>
-      </w:r>
-      <w:r>
-        <w:rPr>
-          <w:lang w:val="fr_FR" w:bidi="fr_FR"/>
-        </w:rPr>
-      </w:r>
-    </w:p>
-    <w:p>
-      <w:pPr/>
-      <w:r>
-        <w:rPr>
-          <w:lang w:val="fr_FR" w:bidi="fr_FR"/>
-        </w:rPr>
       </w:r>
       <w:r>
         <w:rPr>

--- a/fra/docx/48.content.docx
+++ b/fra/docx/48.content.docx
@@ -19,7 +19,7 @@
         <w:rPr>
           <w:lang w:val="fr_FR" w:bidi="fr_FR"/>
         </w:rPr>
-        <w:t>Resource: Notes d'étude (Tyndale)</w:t>
+        <w:t>Resource: Tyndale Open Study Notes</w:t>
       </w:r>
       <w:r>
         <w:rPr>
@@ -112,7 +112,7 @@
         <w:rPr>
           <w:lang w:val="fr_FR" w:bidi="fr_FR"/>
         </w:rPr>
-        <w:t>Notes d'étude (Tyndale)</w:t>
+        <w:t>Tyndale Open Study Notes</w:t>
       </w:r>
     </w:p>
     <w:p>

--- a/fra/docx/48.content.docx
+++ b/fra/docx/48.content.docx
@@ -19,7 +19,7 @@
         <w:rPr>
           <w:lang w:val="fr_FR" w:bidi="fr_FR"/>
         </w:rPr>
-        <w:t>Resource: Tyndale Open Study Notes</w:t>
+        <w:t>Resource: Aquifer Open Study Notes</w:t>
       </w:r>
       <w:r>
         <w:rPr>
@@ -112,7 +112,7 @@
         <w:rPr>
           <w:lang w:val="fr_FR" w:bidi="fr_FR"/>
         </w:rPr>
-        <w:t>Tyndale Open Study Notes</w:t>
+        <w:t>Aquifer Open Study Notes</w:t>
       </w:r>
     </w:p>
     <w:p>
